--- a/btvn-cntt-session9-cau2.docx
+++ b/btvn-cntt-session9-cau2.docx
@@ -713,6 +713,46 @@
         <w:rPr>
           <w:rtl w:val="0"/>
         </w:rPr>
+        <w:t xml:space="preserve">- Task List</w:t>
+      </w:r>
+    </w:p>
+    <w:p>
+      <w:pPr>
+        <w:spacing w:after="240" w:before="240" w:lineRule="auto"/>
+        <w:ind w:left="720" w:firstLine="0"/>
+        <w:rPr/>
+      </w:pPr>
+      <w:r>
+        <w:rPr>
+          <w:rtl w:val="0"/>
+        </w:rPr>
+        <w:t xml:space="preserve">- [x] kiểm tra nguồn điện </w:t>
+      </w:r>
+    </w:p>
+    <w:p>
+      <w:pPr>
+        <w:spacing w:after="240" w:before="240" w:lineRule="auto"/>
+        <w:ind w:left="720" w:firstLine="0"/>
+        <w:rPr/>
+      </w:pPr>
+      <w:r>
+        <w:rPr>
+          <w:rtl w:val="0"/>
+        </w:rPr>
+        <w:t xml:space="preserve">- [x] Đọc dữ liệu, độ ẩm nhiệt độ </w:t>
+      </w:r>
+    </w:p>
+    <w:p>
+      <w:pPr>
+        <w:spacing w:after="240" w:before="240" w:lineRule="auto"/>
+        <w:ind w:left="720" w:firstLine="0"/>
+        <w:rPr/>
+      </w:pPr>
+      <w:r>
+        <w:rPr>
+          <w:rtl w:val="0"/>
+        </w:rPr>
+        <w:t xml:space="preserve">- [ ] nhập mã nguồn qua python</w:t>
       </w:r>
     </w:p>
     <w:p>
